--- a/SWI/205-Chemical-Testwork/MM-4034-033-OR-03-SWI-PRO-MET-205-002-Caustic-Soda-Strength-Titration-RevA.docx
+++ b/SWI/205-Chemical-Testwork/MM-4034-033-OR-03-SWI-PRO-MET-205-002-Caustic-Soda-Strength-Titration-RevA.docx
@@ -602,6 +602,60 @@
       <w:pPr>
         <w:spacing w:after="100" w:before="0" w:line="245"/>
       </w:pPr>
+    </w:p>
+    <w:tbl>
+      <w:tblPr>
+        <w:tblW w:type="dxa" w:w="9026"/>
+        <w:tblBorders>
+          <w:left w:val="single" w:color="B7791F" w:sz="18"/>
+        </w:tblBorders>
+        <w:tblCellMar>
+          <w:top w:type="dxa" w:w="90"/>
+          <w:left w:type="dxa" w:w="150"/>
+          <w:bottom w:type="dxa" w:w="90"/>
+          <w:right w:type="dxa" w:w="120"/>
+        </w:tblCellMar>
+      </w:tblPr>
+      <w:tblGrid>
+        <w:gridCol w:w="9026"/>
+      </w:tblGrid>
+      <w:tr>
+        <w:tc>
+          <w:tcPr>
+            <w:tcW w:type="dxa" w:w="9026"/>
+            <w:shd w:val="clear" w:color="auto" w:fill="FFF4D6"/>
+          </w:tcPr>
+          <w:p>
+            <w:pPr>
+              <w:spacing w:after="0" w:before="0" w:line="245"/>
+            </w:pPr>
+            <w:r>
+              <w:rPr>
+                <w:rFonts w:ascii="Calibri" w:cs="Calibri" w:eastAsia="Calibri" w:hAnsi="Calibri"/>
+                <w:b/>
+                <w:bCs/>
+                <w:color w:val="7A4B00"/>
+                <w:sz w:val="17"/>
+                <w:szCs w:val="17"/>
+              </w:rPr>
+              <w:t xml:space="preserve">DRAFT FOR REVIEW. Martabe work instruction 'ReCYN Plant Caustic Strength Measurement' (DOC-3-MET-PMC-WIN-00088-IE, v1.0, issued 25/12/2024) added as Section 6 Part B. Not approved until reviewed. JSEA JSEA-PRO-MET-205-002 must be checked.</w:t>
+            </w:r>
+          </w:p>
+        </w:tc>
+      </w:tr>
+    </w:tbl>
+    <w:p>
+      <w:pPr>
+        <w:spacing w:after="60" w:before="0" w:line="245"/>
+      </w:pPr>
+      <w:r>
+        <w:rPr>
+          <w:rFonts w:ascii="Calibri" w:cs="Calibri" w:eastAsia="Calibri" w:hAnsi="Calibri"/>
+          <w:sz w:val="17"/>
+          <w:szCs w:val="17"/>
+        </w:rPr>
+        <w:t xml:space="preserve"/>
+      </w:r>
     </w:p>
     <w:p>
       <w:pPr>
@@ -1903,6 +1957,24 @@
     </w:p>
     <w:p>
       <w:pPr>
+        <w:pStyle w:val="ListParagraph"/>
+        <w:numPr>
+          <w:ilvl w:val="0"/>
+          <w:numId w:val="1"/>
+        </w:numPr>
+        <w:spacing w:after="60" w:line="245"/>
+      </w:pPr>
+      <w:r>
+        <w:rPr>
+          <w:rFonts w:ascii="Calibri" w:cs="Calibri" w:eastAsia="Calibri" w:hAnsi="Calibri"/>
+          <w:sz w:val="17"/>
+          <w:szCs w:val="17"/>
+        </w:rPr>
+        <w:t xml:space="preserve">[M] Standardised sulphuric acid in place of HCl for Part B; 100 mL and 500 mL beakers; closed 100 mL sample bottle</w:t>
+      </w:r>
+    </w:p>
+    <w:p>
+      <w:pPr>
         <w:pStyle w:val="Heading1"/>
         <w:spacing w:after="120" w:before="260"/>
       </w:pPr>
@@ -1920,6 +1992,23 @@
     </w:p>
     <w:p>
       <w:pPr>
+        <w:spacing w:after="90" w:before="180" w:line="245"/>
+        <w:keepNext/>
+      </w:pPr>
+      <w:r>
+        <w:rPr>
+          <w:rFonts w:ascii="Calibri" w:cs="Calibri" w:eastAsia="Calibri" w:hAnsi="Calibri"/>
+          <w:b/>
+          <w:bCs/>
+          <w:color w:val="1F3864"/>
+          <w:sz w:val="19"/>
+          <w:szCs w:val="19"/>
+        </w:rPr>
+        <w:t xml:space="preserve">Part A - Sodium hydroxide strength by HCl titration</w:t>
+      </w:r>
+    </w:p>
+    <w:p>
+      <w:pPr>
         <w:ind w:left="280"/>
         <w:spacing w:after="50" w:before="0" w:line="245"/>
       </w:pPr>
@@ -2060,6 +2149,121 @@
           <w:szCs w:val="17"/>
         </w:rPr>
         <w:t xml:space="preserve">  Compare against the target make-up strength and report any batch outside range before it is used.</w:t>
+      </w:r>
+    </w:p>
+    <w:p>
+      <w:pPr>
+        <w:spacing w:after="90" w:before="180" w:line="245"/>
+        <w:keepNext/>
+      </w:pPr>
+      <w:r>
+        <w:rPr>
+          <w:rFonts w:ascii="Calibri" w:cs="Calibri" w:eastAsia="Calibri" w:hAnsi="Calibri"/>
+          <w:b/>
+          <w:bCs/>
+          <w:color w:val="1F3864"/>
+          <w:sz w:val="19"/>
+          <w:szCs w:val="19"/>
+        </w:rPr>
+        <w:t xml:space="preserve">Part B - Caustic strength by sulphuric acid titration [M]</w:t>
+      </w:r>
+    </w:p>
+    <w:p>
+      <w:pPr>
+        <w:spacing w:after="60" w:before="0" w:line="245"/>
+      </w:pPr>
+      <w:r>
+        <w:rPr>
+          <w:rFonts w:ascii="Calibri" w:cs="Calibri" w:eastAsia="Calibri" w:hAnsi="Calibri"/>
+          <w:sz w:val="17"/>
+          <w:szCs w:val="17"/>
+        </w:rPr>
+        <w:t xml:space="preserve">[M] = taken from the Martabe team work instruction "Recyn Plant Caustic Strength Measurement (DOC-3-MET-PMC-WIN-00088-IE)" (25/12/2024). [CONFIRM] = unspecified or inconsistent in the source; resolve before this instruction is approved for use. Part A (HCl titration) is unchanged.</w:t>
+      </w:r>
+    </w:p>
+    <w:p>
+      <w:pPr>
+        <w:spacing w:after="60" w:before="0" w:line="245"/>
+      </w:pPr>
+      <w:r>
+        <w:rPr>
+          <w:rFonts w:ascii="Calibri" w:cs="Calibri" w:eastAsia="Calibri" w:hAnsi="Calibri"/>
+          <w:sz w:val="17"/>
+          <w:szCs w:val="17"/>
+        </w:rPr>
+        <w:t xml:space="preserve">[CONFIRM] the Martabe instruction refers the acid preparation and the titration itself to two other Martabe instructions ('WI menyiapkan asam sulfat' and 'WI titrasi sodium hidroksida'), which have not been received. Only the calculation is set out here. Part A uses HCl, which reacts 1:1 with NaOH; this part uses H2SO4, which reacts 2:1.</w:t>
+      </w:r>
+    </w:p>
+    <w:p>
+      <w:pPr>
+        <w:ind w:left="280"/>
+        <w:spacing w:after="50" w:before="0" w:line="245"/>
+      </w:pPr>
+      <w:r>
+        <w:rPr>
+          <w:rFonts w:ascii="Calibri" w:cs="Calibri" w:eastAsia="Calibri" w:hAnsi="Calibri"/>
+          <w:b/>
+          <w:bCs/>
+          <w:sz w:val="17"/>
+          <w:szCs w:val="17"/>
+        </w:rPr>
+        <w:t xml:space="preserve">7.</w:t>
+      </w:r>
+      <w:r>
+        <w:rPr>
+          <w:rFonts w:ascii="Calibri" w:cs="Calibri" w:eastAsia="Calibri" w:hAnsi="Calibri"/>
+          <w:sz w:val="17"/>
+          <w:szCs w:val="17"/>
+        </w:rPr>
+        <w:t xml:space="preserve">  Reaction: H2SO4 + 2 NaOH gives Na2SO4 + 2 H2O. So the moles of H2SO4 are half the moles of NaOH.</w:t>
+      </w:r>
+    </w:p>
+    <w:p>
+      <w:pPr>
+        <w:ind w:left="280"/>
+        <w:spacing w:after="50" w:before="0" w:line="245"/>
+      </w:pPr>
+      <w:r>
+        <w:rPr>
+          <w:rFonts w:ascii="Calibri" w:cs="Calibri" w:eastAsia="Calibri" w:hAnsi="Calibri"/>
+          <w:b/>
+          <w:bCs/>
+          <w:sz w:val="17"/>
+          <w:szCs w:val="17"/>
+        </w:rPr>
+        <w:t xml:space="preserve">8.</w:t>
+      </w:r>
+      <w:r>
+        <w:rPr>
+          <w:rFonts w:ascii="Calibri" w:cs="Calibri" w:eastAsia="Calibri" w:hAnsi="Calibri"/>
+          <w:sz w:val="17"/>
+          <w:szCs w:val="17"/>
+        </w:rPr>
+        <w:t xml:space="preserve">  Calculation: 2 x [H2SO4] x V(H2SO4) = [NaOH] x V(sample NaOH). So [NaOH] = 2 x [H2SO4] x V(H2SO4) / V(sample NaOH). [H2SO4] is the standardised molarity, V(H2SO4) the titre and V(sample) the aliquot. To convert to g/L multiply [NaOH] in mol/L by 40.0. [CONFIRM] the source gives the formula in molarity only.</w:t>
+      </w:r>
+    </w:p>
+    <w:p>
+      <w:pPr>
+        <w:ind w:left="280"/>
+        <w:spacing w:after="50" w:before="0" w:line="245"/>
+      </w:pPr>
+      <w:r>
+        <w:rPr>
+          <w:rFonts w:ascii="Calibri" w:cs="Calibri" w:eastAsia="Calibri" w:hAnsi="Calibri"/>
+          <w:b/>
+          <w:bCs/>
+          <w:sz w:val="17"/>
+          <w:szCs w:val="17"/>
+        </w:rPr>
+        <w:t xml:space="preserve">9.</w:t>
+      </w:r>
+      <w:r>
+        <w:rPr>
+          <w:rFonts w:ascii="Calibri" w:cs="Calibri" w:eastAsia="Calibri" w:hAnsi="Calibri"/>
+          <w:sz w:val="17"/>
+          <w:szCs w:val="17"/>
+        </w:rPr>
+        <w:t xml:space="preserve">  Record the result as in Part A, against the target make-up strength.</w:t>
       </w:r>
     </w:p>
     <w:p>
@@ -2291,6 +2495,24 @@
           <w:szCs w:val="17"/>
         </w:rPr>
         <w:t xml:space="preserve">KBK-MIR-MP-PRO-MET-SOP-0025 and SOP-0039/0040 hydrochloric acid titration, received 11 Aug 2026</w:t>
+      </w:r>
+    </w:p>
+    <w:p>
+      <w:pPr>
+        <w:pStyle w:val="ListParagraph"/>
+        <w:numPr>
+          <w:ilvl w:val="0"/>
+          <w:numId w:val="1"/>
+        </w:numPr>
+        <w:spacing w:after="60" w:line="245"/>
+      </w:pPr>
+      <w:r>
+        <w:rPr>
+          <w:rFonts w:ascii="Calibri" w:cs="Calibri" w:eastAsia="Calibri" w:hAnsi="Calibri"/>
+          <w:sz w:val="17"/>
+          <w:szCs w:val="17"/>
+        </w:rPr>
+        <w:t xml:space="preserve">Martabe work instruction 'ReCYN Plant Caustic Strength Measurement' DOC-3-MET-PMC-WIN-00088-IE v1.0 (issued 25/12/2024) - Part B calculation</w:t>
       </w:r>
     </w:p>
     <w:sectPr>

--- a/SWI/205-Chemical-Testwork/MM-4034-033-OR-03-SWI-PRO-MET-205-002-Caustic-Soda-Strength-Titration-RevA.docx
+++ b/SWI/205-Chemical-Testwork/MM-4034-033-OR-03-SWI-PRO-MET-205-002-Caustic-Soda-Strength-Titration-RevA.docx
@@ -638,7 +638,7 @@
                 <w:sz w:val="17"/>
                 <w:szCs w:val="17"/>
               </w:rPr>
-              <w:t xml:space="preserve">DRAFT FOR REVIEW. Martabe work instruction 'ReCYN Plant Caustic Strength Measurement' (DOC-3-MET-PMC-WIN-00088-IE, v1.0, issued 25/12/2024) added as Section 6 Part B. Not approved until reviewed. JSEA JSEA-PRO-MET-205-002 must be checked.</w:t>
+              <w:t xml:space="preserve">DRAFT FOR REVIEW. Martabe work instructions 'ReCYN Plant Caustic Strength Measurement' (DOC-3-MET-PMC-WIN-00088-IE) and 'Sodium Hydroxide Titration' (DOC-3-MET-PMC-WIN-00102-IE), both v1.0 issued 25/12/2024, added as Section 6 Part B. Not approved until reviewed. JSEA JSEA-PRO-MET-205-002 must be checked.</w:t>
             </w:r>
           </w:p>
         </w:tc>
@@ -1975,6 +1975,24 @@
     </w:p>
     <w:p>
       <w:pPr>
+        <w:pStyle w:val="ListParagraph"/>
+        <w:numPr>
+          <w:ilvl w:val="0"/>
+          <w:numId w:val="1"/>
+        </w:numPr>
+        <w:spacing w:after="60" w:line="245"/>
+      </w:pPr>
+      <w:r>
+        <w:rPr>
+          <w:rFonts w:ascii="Calibri" w:cs="Calibri" w:eastAsia="Calibri" w:hAnsi="Calibri"/>
+          <w:sz w:val="17"/>
+          <w:szCs w:val="17"/>
+        </w:rPr>
+        <w:t xml:space="preserve">[M] 100 to 120 mL sample bottle, 100 mL beaker, 10 mL syringe, burette; sulphuric acid (standardised) for Part B</w:t>
+      </w:r>
+    </w:p>
+    <w:p>
+      <w:pPr>
         <w:pStyle w:val="Heading1"/>
         <w:spacing w:after="120" w:before="260"/>
       </w:pPr>
@@ -2191,7 +2209,7 @@
           <w:sz w:val="17"/>
           <w:szCs w:val="17"/>
         </w:rPr>
-        <w:t xml:space="preserve">[CONFIRM] the Martabe instruction refers the acid preparation and the titration itself to two other Martabe instructions ('WI menyiapkan asam sulfat' and 'WI titrasi sodium hidroksida'), which have not been received. Only the calculation is set out here. Part A uses HCl, which reacts 1:1 with NaOH; this part uses H2SO4, which reacts 2:1.</w:t>
+        <w:t xml:space="preserve">The titration is from the Martabe 'Sodium Hydroxide Titration' instruction (DOC-3-MET-PMC-WIN-00102-IE, issued 25/12/2024). [CONFIRM] the Martabe instruction for preparing the sulphuric acid has not been received. Part A uses HCl, which reacts 1:1 with NaOH; this part uses H2SO4, which reacts 2:1.</w:t>
       </w:r>
     </w:p>
     <w:p>
@@ -2264,6 +2282,164 @@
           <w:szCs w:val="17"/>
         </w:rPr>
         <w:t xml:space="preserve">  Record the result as in Part A, against the target make-up strength.</w:t>
+      </w:r>
+    </w:p>
+    <w:p>
+      <w:pPr>
+        <w:spacing w:after="60" w:before="0" w:line="245"/>
+      </w:pPr>
+      <w:r>
+        <w:rPr>
+          <w:rFonts w:ascii="Calibri" w:cs="Calibri" w:eastAsia="Calibri" w:hAnsi="Calibri"/>
+          <w:b/>
+          <w:sz w:val="17"/>
+          <w:szCs w:val="17"/>
+        </w:rPr>
+        <w:t xml:space="preserve">Titration procedure [M]</w:t>
+      </w:r>
+    </w:p>
+    <w:p>
+      <w:pPr>
+        <w:ind w:left="280"/>
+        <w:spacing w:after="50" w:before="0" w:line="245"/>
+      </w:pPr>
+      <w:r>
+        <w:rPr>
+          <w:rFonts w:ascii="Calibri" w:cs="Calibri" w:eastAsia="Calibri" w:hAnsi="Calibri"/>
+          <w:b/>
+          <w:bCs/>
+          <w:sz w:val="17"/>
+          <w:szCs w:val="17"/>
+        </w:rPr>
+        <w:t xml:space="preserve">10.</w:t>
+      </w:r>
+      <w:r>
+        <w:rPr>
+          <w:rFonts w:ascii="Calibri" w:cs="Calibri" w:eastAsia="Calibri" w:hAnsi="Calibri"/>
+          <w:sz w:val="17"/>
+          <w:szCs w:val="17"/>
+        </w:rPr>
+        <w:t xml:space="preserve">  Check the equipment: no cracked or leaking bottle, beaker or syringe. Prepare the caustic sample, phenolphthalein, distilled water and the sulphuric acid titrant. Confirm none is out of date.</w:t>
+      </w:r>
+    </w:p>
+    <w:p>
+      <w:pPr>
+        <w:ind w:left="280"/>
+        <w:spacing w:after="50" w:before="0" w:line="245"/>
+      </w:pPr>
+      <w:r>
+        <w:rPr>
+          <w:rFonts w:ascii="Calibri" w:cs="Calibri" w:eastAsia="Calibri" w:hAnsi="Calibri"/>
+          <w:b/>
+          <w:bCs/>
+          <w:sz w:val="17"/>
+          <w:szCs w:val="17"/>
+        </w:rPr>
+        <w:t xml:space="preserve">11.</w:t>
+      </w:r>
+      <w:r>
+        <w:rPr>
+          <w:rFonts w:ascii="Calibri" w:cs="Calibri" w:eastAsia="Calibri" w:hAnsi="Calibri"/>
+          <w:sz w:val="17"/>
+          <w:szCs w:val="17"/>
+        </w:rPr>
+        <w:t xml:space="preserve">  Take 5 mL of the NaOH sample with a syringe and put it in the beaker. Add 3 to 5 drops of phenolphthalein.</w:t>
+      </w:r>
+    </w:p>
+    <w:p>
+      <w:pPr>
+        <w:ind w:left="280"/>
+        <w:spacing w:after="50" w:before="0" w:line="245"/>
+      </w:pPr>
+      <w:r>
+        <w:rPr>
+          <w:rFonts w:ascii="Calibri" w:cs="Calibri" w:eastAsia="Calibri" w:hAnsi="Calibri"/>
+          <w:b/>
+          <w:bCs/>
+          <w:sz w:val="17"/>
+          <w:szCs w:val="17"/>
+        </w:rPr>
+        <w:t xml:space="preserve">12.</w:t>
+      </w:r>
+      <w:r>
+        <w:rPr>
+          <w:rFonts w:ascii="Calibri" w:cs="Calibri" w:eastAsia="Calibri" w:hAnsi="Calibri"/>
+          <w:sz w:val="17"/>
+          <w:szCs w:val="17"/>
+        </w:rPr>
+        <w:t xml:space="preserve">  Titrate with the sulphuric acid from the burette into the beaker, swirling gently to mix, until the colour changes.</w:t>
+      </w:r>
+    </w:p>
+    <w:p>
+      <w:pPr>
+        <w:ind w:left="280"/>
+        <w:spacing w:after="50" w:before="0" w:line="245"/>
+      </w:pPr>
+      <w:r>
+        <w:rPr>
+          <w:rFonts w:ascii="Calibri" w:cs="Calibri" w:eastAsia="Calibri" w:hAnsi="Calibri"/>
+          <w:b/>
+          <w:bCs/>
+          <w:sz w:val="17"/>
+          <w:szCs w:val="17"/>
+        </w:rPr>
+        <w:t xml:space="preserve">13.</w:t>
+      </w:r>
+      <w:r>
+        <w:rPr>
+          <w:rFonts w:ascii="Calibri" w:cs="Calibri" w:eastAsia="Calibri" w:hAnsi="Calibri"/>
+          <w:sz w:val="17"/>
+          <w:szCs w:val="17"/>
+        </w:rPr>
+        <w:t xml:space="preserve">  End point: the source says to stop when the solution turns 'soft pink'. [CONFIRM] phenolphthalein is pink in caustic and goes colourless at the end point; use the Part A end point, where the pink just disappears and stays gone for 30 seconds.</w:t>
+      </w:r>
+    </w:p>
+    <w:p>
+      <w:pPr>
+        <w:ind w:left="280"/>
+        <w:spacing w:after="50" w:before="0" w:line="245"/>
+      </w:pPr>
+      <w:r>
+        <w:rPr>
+          <w:rFonts w:ascii="Calibri" w:cs="Calibri" w:eastAsia="Calibri" w:hAnsi="Calibri"/>
+          <w:b/>
+          <w:bCs/>
+          <w:sz w:val="17"/>
+          <w:szCs w:val="17"/>
+        </w:rPr>
+        <w:t xml:space="preserve">14.</w:t>
+      </w:r>
+      <w:r>
+        <w:rPr>
+          <w:rFonts w:ascii="Calibri" w:cs="Calibri" w:eastAsia="Calibri" w:hAnsi="Calibri"/>
+          <w:sz w:val="17"/>
+          <w:szCs w:val="17"/>
+        </w:rPr>
+        <w:t xml:space="preserve">  Calculate [NaOH] with the formula above. [CONFIRM] the source titrant is '5 per cent H2SO4' (made from 95 to 97 per cent acid), which is not a molarity. Standardise the titrant and use its molarity in the formula.</w:t>
+      </w:r>
+    </w:p>
+    <w:p>
+      <w:pPr>
+        <w:ind w:left="280"/>
+        <w:spacing w:after="50" w:before="0" w:line="245"/>
+      </w:pPr>
+      <w:r>
+        <w:rPr>
+          <w:rFonts w:ascii="Calibri" w:cs="Calibri" w:eastAsia="Calibri" w:hAnsi="Calibri"/>
+          <w:b/>
+          <w:bCs/>
+          <w:sz w:val="17"/>
+          <w:szCs w:val="17"/>
+        </w:rPr>
+        <w:t xml:space="preserve">15.</w:t>
+      </w:r>
+      <w:r>
+        <w:rPr>
+          <w:rFonts w:ascii="Calibri" w:cs="Calibri" w:eastAsia="Calibri" w:hAnsi="Calibri"/>
+          <w:sz w:val="17"/>
+          <w:szCs w:val="17"/>
+        </w:rPr>
+        <w:t xml:space="preserve">  Pour the remaining solution into the hazardous waste (B3) jerrycan. [CONFIRM] use this site's waste stream.</w:t>
       </w:r>
     </w:p>
     <w:p>
